--- a/loops/more_loops/Java_Loop_Logic_Building_Practice.docx
+++ b/loops/more_loops/Java_Loop_Logic_Building_Practice.docx
@@ -7,6 +7,9 @@
         <w:pStyle w:val="Title"/>
         <w:jc w:val="center"/>
       </w:pPr>
+      <w:r>
+        <w:t>1</w:t>
+      </w:r>
       <w:r>
         <w:t>Java Logic Building Practice — Loops</w:t>
       </w:r>
@@ -190,7 +193,13 @@
         <w:pStyle w:val="Heading2"/>
       </w:pPr>
       <w:r>
+        <w:rPr>
+          <w:highlight w:val="yellow"/>
+        </w:rPr>
         <w:t>Q9. Prime Numbers Between Two Numbers</w:t>
+      </w:r>
+      <w:r>
+        <w:t xml:space="preserve"> (very important)</w:t>
       </w:r>
     </w:p>
     <w:p>
@@ -211,8 +220,14 @@
         <w:pStyle w:val="Heading2"/>
       </w:pPr>
       <w:r>
+        <w:rPr>
+          <w:highlight w:val="yellow"/>
+        </w:rPr>
         <w:lastRenderedPageBreak/>
         <w:t>Q10. Armstrong Number</w:t>
+      </w:r>
+      <w:r>
+        <w:t xml:space="preserve"> imp</w:t>
       </w:r>
     </w:p>
     <w:p>
@@ -261,16 +276,33 @@
     <w:p>
       <w:pPr>
         <w:pStyle w:val="Heading2"/>
+        <w:rPr>
+          <w:highlight w:val="yellow"/>
+        </w:rPr>
       </w:pPr>
       <w:r>
+        <w:rPr>
+          <w:highlight w:val="yellow"/>
+        </w:rPr>
         <w:t>Q13. Frequency of Each Digit</w:t>
       </w:r>
     </w:p>
     <w:p>
+      <w:pPr>
+        <w:rPr>
+          <w:highlight w:val="yellow"/>
+        </w:rPr>
+      </w:pPr>
       <w:r>
+        <w:rPr>
+          <w:highlight w:val="yellow"/>
+        </w:rPr>
         <w:t>Take a number and print how many times each digit from 0 to 9 occurs.</w:t>
       </w:r>
       <w:r>
+        <w:rPr>
+          <w:highlight w:val="yellow"/>
+        </w:rPr>
         <w:br/>
         <w:t>Example: 122333 → 1 occurs 1 time, 2 occurs 2 times, 3 occurs 3 times</w:t>
       </w:r>
@@ -278,16 +310,33 @@
     <w:p>
       <w:pPr>
         <w:pStyle w:val="Heading2"/>
+        <w:rPr>
+          <w:highlight w:val="yellow"/>
+        </w:rPr>
       </w:pPr>
       <w:r>
+        <w:rPr>
+          <w:highlight w:val="yellow"/>
+        </w:rPr>
         <w:t>Q14. Perfect Number</w:t>
       </w:r>
     </w:p>
     <w:p>
+      <w:pPr>
+        <w:rPr>
+          <w:highlight w:val="yellow"/>
+        </w:rPr>
+      </w:pPr>
       <w:r>
+        <w:rPr>
+          <w:highlight w:val="yellow"/>
+        </w:rPr>
         <w:t>Check whether a number is a perfect number. A perfect number equals the sum of its proper factors.</w:t>
       </w:r>
       <w:r>
+        <w:rPr>
+          <w:highlight w:val="yellow"/>
+        </w:rPr>
         <w:br/>
         <w:t>Example: 6 → Perfect because 1 + 2 + 3 = 6</w:t>
       </w:r>
@@ -295,16 +344,42 @@
     <w:p>
       <w:pPr>
         <w:pStyle w:val="Heading2"/>
+        <w:rPr>
+          <w:highlight w:val="yellow"/>
+        </w:rPr>
       </w:pPr>
       <w:r>
+        <w:rPr>
+          <w:highlight w:val="yellow"/>
+        </w:rPr>
         <w:t>Q15. Strong Number</w:t>
       </w:r>
     </w:p>
     <w:p>
       <w:r>
-        <w:t>Check whether a number is a Strong number. A number is Strong if the sum of the factorials of its digits equals the number.</w:t>
+        <w:rPr>
+          <w:highlight w:val="yellow"/>
+        </w:rPr>
+        <w:t xml:space="preserve">Check whether a number is a Strong number. </w:t>
+      </w:r>
+      <w:proofErr w:type="gramStart"/>
+      <w:r>
+        <w:rPr>
+          <w:highlight w:val="yellow"/>
+        </w:rPr>
+        <w:t>A number</w:t>
+      </w:r>
+      <w:proofErr w:type="gramEnd"/>
+      <w:r>
+        <w:rPr>
+          <w:highlight w:val="yellow"/>
+        </w:rPr>
+        <w:t xml:space="preserve"> is Strong if the sum of the factorials of its digits equals the number.</w:t>
       </w:r>
       <w:r>
+        <w:rPr>
+          <w:highlight w:val="yellow"/>
+        </w:rPr>
         <w:br/>
         <w:t>Example: 145 → Strong because 1! + 4! + 5! = 145</w:t>
       </w:r>
